--- a/zht/docx/022.content.docx
+++ b/zht/docx/022.content.docx
@@ -19,7 +19,7 @@
         <w:rPr>
           <w:lang w:val="zh_TW" w:bidi="zh_TW"/>
         </w:rPr>
-        <w:t>Resource: Tyndale Open Study Notes</w:t>
+        <w:t>Resource: Aquifer Open Study Notes (Profiles)</w:t>
       </w:r>
       <w:r>
         <w:rPr>
@@ -112,7 +112,7 @@
         <w:rPr>
           <w:lang w:val="zh_TW" w:bidi="zh_TW"/>
         </w:rPr>
-        <w:t>Tyndale Open Study Notes</w:t>
+        <w:t>Aquifer Open Study Notes (Profiles)</w:t>
       </w:r>
     </w:p>
     <w:p>

--- a/zht/docx/022.content.docx
+++ b/zht/docx/022.content.docx
@@ -233,18 +233,12 @@
         </w:rPr>
         <w:t>馬大和馬利亞姐妹與她們的兄弟拉撒路住在伯大尼，靠近耶路撒冷。耶穌愛這個家庭，並和他們同住。路加福音和約翰福音都提到馬大和馬利亞，而拉撒路只出現在約翰福音中。這裡的拉撒路不是</w:t>
       </w:r>
-      <w:hyperlink r:id="rId13">
-        <w:r>
-          <w:rPr>
-            <w:lang w:val="zh_TW" w:bidi="zh_TW"/>
-          </w:rPr>
-          <w:rPr>
-            <w:color w:val="0000EE"/>
-            <w:u w:val="single"/>
-          </w:rPr>
-          <w:t>路加福音十六章19至31節</w:t>
-        </w:r>
-      </w:hyperlink>
+      <w:r>
+        <w:rPr>
+          <w:lang w:val="zh_TW" w:bidi="zh_TW"/>
+        </w:rPr>
+        <w:t>路加福音十六章19至31節</w:t>
+      </w:r>
       <w:r>
         <w:rPr>
           <w:lang w:val="zh_TW" w:bidi="zh_TW"/>
@@ -265,18 +259,12 @@
         </w:rPr>
         <w:t>路加對馬大和馬利亞的描述（</w:t>
       </w:r>
-      <w:hyperlink r:id="rId14">
-        <w:r>
-          <w:rPr>
-            <w:lang w:val="zh_TW" w:bidi="zh_TW"/>
-          </w:rPr>
-          <w:rPr>
-            <w:color w:val="0000EE"/>
-            <w:u w:val="single"/>
-          </w:rPr>
-          <w:t>路10:38–42</w:t>
-        </w:r>
-      </w:hyperlink>
+      <w:r>
+        <w:rPr>
+          <w:lang w:val="zh_TW" w:bidi="zh_TW"/>
+        </w:rPr>
+        <w:t>路10:38–42</w:t>
+      </w:r>
       <w:r>
         <w:rPr>
           <w:lang w:val="zh_TW" w:bidi="zh_TW"/>
@@ -297,72 +285,48 @@
         </w:rPr>
         <w:t>約翰福音講述了耶穌使拉撒路從死裡復活的故事（</w:t>
       </w:r>
-      <w:hyperlink r:id="rId15">
-        <w:r>
-          <w:rPr>
-            <w:lang w:val="zh_TW" w:bidi="zh_TW"/>
-          </w:rPr>
-          <w:rPr>
-            <w:color w:val="0000EE"/>
-            <w:u w:val="single"/>
-          </w:rPr>
-          <w:t>約11:1–44</w:t>
-        </w:r>
-      </w:hyperlink>
+      <w:r>
+        <w:rPr>
+          <w:lang w:val="zh_TW" w:bidi="zh_TW"/>
+        </w:rPr>
+        <w:t>約11:1–44</w:t>
+      </w:r>
       <w:r>
         <w:rPr>
           <w:lang w:val="zh_TW" w:bidi="zh_TW"/>
         </w:rPr>
         <w:t>）。耶穌在拉撒路去世四天後來到伯大尼。兩位姐妹對於耶穌沒有更早來醫治她們的兄弟而不滿。耶穌被家人和朋友的淚水深深打動。他來到墳墓前，吩咐拉撒路出來。令所有人驚訝的是，拉撒路走了出來，身上卻仍裹著裹屍布。這個神蹟表明耶穌是永生的賜予者（</w:t>
       </w:r>
-      <w:hyperlink r:id="rId16">
-        <w:r>
-          <w:rPr>
-            <w:lang w:val="zh_TW" w:bidi="zh_TW"/>
-          </w:rPr>
-          <w:rPr>
-            <w:color w:val="0000EE"/>
-            <w:u w:val="single"/>
-          </w:rPr>
-          <w:t>約11:25–26</w:t>
-        </w:r>
-      </w:hyperlink>
+      <w:r>
+        <w:rPr>
+          <w:lang w:val="zh_TW" w:bidi="zh_TW"/>
+        </w:rPr>
+        <w:t>約11:25–26</w:t>
+      </w:r>
       <w:r>
         <w:rPr>
           <w:lang w:val="zh_TW" w:bidi="zh_TW"/>
         </w:rPr>
         <w:t>）。諷刺的是，這行為也促使猶太領袖計劃殺害耶穌，因為許多人相信了耶穌的神蹟（</w:t>
       </w:r>
-      <w:hyperlink r:id="rId17">
-        <w:r>
-          <w:rPr>
-            <w:lang w:val="zh_TW" w:bidi="zh_TW"/>
-          </w:rPr>
-          <w:rPr>
-            <w:color w:val="0000EE"/>
-            <w:u w:val="single"/>
-          </w:rPr>
-          <w:t>約11:47–53</w:t>
-        </w:r>
-      </w:hyperlink>
+      <w:r>
+        <w:rPr>
+          <w:lang w:val="zh_TW" w:bidi="zh_TW"/>
+        </w:rPr>
+        <w:t>約11:47–53</w:t>
+      </w:r>
       <w:r>
         <w:rPr>
           <w:lang w:val="zh_TW" w:bidi="zh_TW"/>
         </w:rPr>
         <w:t>，</w:t>
       </w:r>
-      <w:hyperlink r:id="rId18">
-        <w:r>
-          <w:rPr>
-            <w:lang w:val="zh_TW" w:bidi="zh_TW"/>
-          </w:rPr>
-          <w:rPr>
-            <w:color w:val="0000EE"/>
-            <w:u w:val="single"/>
-          </w:rPr>
-          <w:t>12:10–11</w:t>
-        </w:r>
-      </w:hyperlink>
+      <w:r>
+        <w:rPr>
+          <w:lang w:val="zh_TW" w:bidi="zh_TW"/>
+        </w:rPr>
+        <w:t>12:10–11</w:t>
+      </w:r>
       <w:r>
         <w:rPr>
           <w:lang w:val="zh_TW" w:bidi="zh_TW"/>
@@ -383,54 +347,36 @@
         </w:rPr>
         <w:t>不久之後，這家人邀請耶穌到他們家中，參加慶祝的筵席。馬利亞將非常昂貴的香膏倒在耶穌身上。當人們批評她浪費時，耶穌為她辯護。說她的行為是為耶穌自己即將到來的死亡而預備（</w:t>
       </w:r>
-      <w:hyperlink r:id="rId19">
-        <w:r>
-          <w:rPr>
-            <w:lang w:val="zh_TW" w:bidi="zh_TW"/>
-          </w:rPr>
-          <w:rPr>
-            <w:color w:val="0000EE"/>
-            <w:u w:val="single"/>
-          </w:rPr>
-          <w:t>約12:1–8</w:t>
-        </w:r>
-      </w:hyperlink>
+      <w:r>
+        <w:rPr>
+          <w:lang w:val="zh_TW" w:bidi="zh_TW"/>
+        </w:rPr>
+        <w:t>約12:1–8</w:t>
+      </w:r>
       <w:r>
         <w:rPr>
           <w:lang w:val="zh_TW" w:bidi="zh_TW"/>
         </w:rPr>
         <w:t>；另見</w:t>
       </w:r>
-      <w:hyperlink r:id="rId20">
-        <w:r>
-          <w:rPr>
-            <w:lang w:val="zh_TW" w:bidi="zh_TW"/>
-          </w:rPr>
-          <w:rPr>
-            <w:color w:val="0000EE"/>
-            <w:u w:val="single"/>
-          </w:rPr>
-          <w:t>太26:6–13</w:t>
-        </w:r>
-      </w:hyperlink>
+      <w:r>
+        <w:rPr>
+          <w:lang w:val="zh_TW" w:bidi="zh_TW"/>
+        </w:rPr>
+        <w:t>太26:6–13</w:t>
+      </w:r>
       <w:r>
         <w:rPr>
           <w:lang w:val="zh_TW" w:bidi="zh_TW"/>
         </w:rPr>
         <w:t>；</w:t>
       </w:r>
-      <w:hyperlink r:id="rId21">
-        <w:r>
-          <w:rPr>
-            <w:lang w:val="zh_TW" w:bidi="zh_TW"/>
-          </w:rPr>
-          <w:rPr>
-            <w:color w:val="0000EE"/>
-            <w:u w:val="single"/>
-          </w:rPr>
-          <w:t>可14:3–9</w:t>
-        </w:r>
-      </w:hyperlink>
+      <w:r>
+        <w:rPr>
+          <w:lang w:val="zh_TW" w:bidi="zh_TW"/>
+        </w:rPr>
+        <w:t>可14:3–9</w:t>
+      </w:r>
       <w:r>
         <w:rPr>
           <w:lang w:val="zh_TW" w:bidi="zh_TW"/>
@@ -460,108 +406,72 @@
           <w:lang w:val="zh_TW" w:bidi="zh_TW"/>
         </w:rPr>
       </w:r>
-      <w:hyperlink r:id="rId20">
-        <w:r>
-          <w:rPr>
-            <w:lang w:val="zh_TW" w:bidi="zh_TW"/>
-          </w:rPr>
-          <w:rPr>
-            <w:color w:val="0000EE"/>
-            <w:u w:val="single"/>
-          </w:rPr>
-          <w:t>太26:6–13</w:t>
-        </w:r>
-      </w:hyperlink>
+      <w:r>
+        <w:rPr>
+          <w:lang w:val="zh_TW" w:bidi="zh_TW"/>
+        </w:rPr>
+        <w:t>太26:6–13</w:t>
+      </w:r>
       <w:r>
         <w:rPr>
           <w:lang w:val="zh_TW" w:bidi="zh_TW"/>
         </w:rPr>
         <w:t>；</w:t>
       </w:r>
-      <w:hyperlink r:id="rId21">
-        <w:r>
-          <w:rPr>
-            <w:lang w:val="zh_TW" w:bidi="zh_TW"/>
-          </w:rPr>
-          <w:rPr>
-            <w:color w:val="0000EE"/>
-            <w:u w:val="single"/>
-          </w:rPr>
-          <w:t>可14:3–9</w:t>
-        </w:r>
-      </w:hyperlink>
+      <w:r>
+        <w:rPr>
+          <w:lang w:val="zh_TW" w:bidi="zh_TW"/>
+        </w:rPr>
+        <w:t>可14:3–9</w:t>
+      </w:r>
       <w:r>
         <w:rPr>
           <w:lang w:val="zh_TW" w:bidi="zh_TW"/>
         </w:rPr>
         <w:t>；</w:t>
       </w:r>
-      <w:hyperlink r:id="rId14">
-        <w:r>
-          <w:rPr>
-            <w:lang w:val="zh_TW" w:bidi="zh_TW"/>
-          </w:rPr>
-          <w:rPr>
-            <w:color w:val="0000EE"/>
-            <w:u w:val="single"/>
-          </w:rPr>
-          <w:t>路10:38–42</w:t>
-        </w:r>
-      </w:hyperlink>
+      <w:r>
+        <w:rPr>
+          <w:lang w:val="zh_TW" w:bidi="zh_TW"/>
+        </w:rPr>
+        <w:t>路10:38–42</w:t>
+      </w:r>
       <w:r>
         <w:rPr>
           <w:lang w:val="zh_TW" w:bidi="zh_TW"/>
         </w:rPr>
         <w:t>；</w:t>
       </w:r>
-      <w:hyperlink r:id="rId15">
-        <w:r>
-          <w:rPr>
-            <w:lang w:val="zh_TW" w:bidi="zh_TW"/>
-          </w:rPr>
-          <w:rPr>
-            <w:color w:val="0000EE"/>
-            <w:u w:val="single"/>
-          </w:rPr>
-          <w:t>約11:1–44</w:t>
-        </w:r>
-      </w:hyperlink>
+      <w:r>
+        <w:rPr>
+          <w:lang w:val="zh_TW" w:bidi="zh_TW"/>
+        </w:rPr>
+        <w:t>約11:1–44</w:t>
+      </w:r>
       <w:r>
         <w:rPr>
           <w:lang w:val="zh_TW" w:bidi="zh_TW"/>
         </w:rPr>
         <w:t>，</w:t>
       </w:r>
-      <w:hyperlink r:id="rId22">
-        <w:r>
-          <w:rPr>
-            <w:lang w:val="zh_TW" w:bidi="zh_TW"/>
-          </w:rPr>
-          <w:rPr>
-            <w:color w:val="0000EE"/>
-            <w:u w:val="single"/>
-          </w:rPr>
-          <w:t>12:1–11</w:t>
-        </w:r>
-      </w:hyperlink>
+      <w:r>
+        <w:rPr>
+          <w:lang w:val="zh_TW" w:bidi="zh_TW"/>
+        </w:rPr>
+        <w:t>12:1–11</w:t>
+      </w:r>
       <w:r>
         <w:rPr>
           <w:lang w:val="zh_TW" w:bidi="zh_TW"/>
         </w:rPr>
         <w:t>、</w:t>
       </w:r>
-      <w:hyperlink r:id="rId23">
-        <w:r>
-          <w:rPr>
-            <w:lang w:val="zh_TW" w:bidi="zh_TW"/>
-          </w:rPr>
-          <w:rPr>
-            <w:color w:val="0000EE"/>
-            <w:u w:val="single"/>
-          </w:rPr>
-          <w:t>17</w:t>
-        </w:r>
-      </w:hyperlink>
+      <w:r>
+        <w:rPr>
+          <w:lang w:val="zh_TW" w:bidi="zh_TW"/>
+        </w:rPr>
+        <w:t>17</w:t>
+      </w:r>
       <w:r>
         <w:rPr>
           <w:lang w:val="zh_TW" w:bidi="zh_TW"/>
@@ -827,144 +737,96 @@
         </w:rPr>
         <w:t>他在所有的使徒名單中，都被稱為馬太（</w:t>
       </w:r>
-      <w:hyperlink r:id="rId24">
-        <w:r>
-          <w:rPr>
-            <w:lang w:val="zh_TW" w:bidi="zh_TW"/>
-          </w:rPr>
-          <w:rPr>
-            <w:color w:val="0000EE"/>
-            <w:u w:val="single"/>
-          </w:rPr>
-          <w:t>太10:3</w:t>
-        </w:r>
-      </w:hyperlink>
+      <w:r>
+        <w:rPr>
+          <w:lang w:val="zh_TW" w:bidi="zh_TW"/>
+        </w:rPr>
+        <w:t>太10:3</w:t>
+      </w:r>
       <w:r>
         <w:rPr>
           <w:lang w:val="zh_TW" w:bidi="zh_TW"/>
         </w:rPr>
         <w:t>；</w:t>
       </w:r>
-      <w:hyperlink r:id="rId25">
-        <w:r>
-          <w:rPr>
-            <w:lang w:val="zh_TW" w:bidi="zh_TW"/>
-          </w:rPr>
-          <w:rPr>
-            <w:color w:val="0000EE"/>
-            <w:u w:val="single"/>
-          </w:rPr>
-          <w:t>可3:18</w:t>
-        </w:r>
-      </w:hyperlink>
+      <w:r>
+        <w:rPr>
+          <w:lang w:val="zh_TW" w:bidi="zh_TW"/>
+        </w:rPr>
+        <w:t>可3:18</w:t>
+      </w:r>
       <w:r>
         <w:rPr>
           <w:lang w:val="zh_TW" w:bidi="zh_TW"/>
         </w:rPr>
         <w:t>；</w:t>
       </w:r>
-      <w:hyperlink r:id="rId26">
-        <w:r>
-          <w:rPr>
-            <w:lang w:val="zh_TW" w:bidi="zh_TW"/>
-          </w:rPr>
-          <w:rPr>
-            <w:color w:val="0000EE"/>
-            <w:u w:val="single"/>
-          </w:rPr>
-          <w:t>路6:15</w:t>
-        </w:r>
-      </w:hyperlink>
+      <w:r>
+        <w:rPr>
+          <w:lang w:val="zh_TW" w:bidi="zh_TW"/>
+        </w:rPr>
+        <w:t>路6:15</w:t>
+      </w:r>
       <w:r>
         <w:rPr>
           <w:lang w:val="zh_TW" w:bidi="zh_TW"/>
         </w:rPr>
         <w:t>；</w:t>
       </w:r>
-      <w:hyperlink r:id="rId27">
-        <w:r>
-          <w:rPr>
-            <w:lang w:val="zh_TW" w:bidi="zh_TW"/>
-          </w:rPr>
-          <w:rPr>
-            <w:color w:val="0000EE"/>
-            <w:u w:val="single"/>
-          </w:rPr>
-          <w:t>徒1:13</w:t>
-        </w:r>
-      </w:hyperlink>
+      <w:r>
+        <w:rPr>
+          <w:lang w:val="zh_TW" w:bidi="zh_TW"/>
+        </w:rPr>
+        <w:t>徒1:13</w:t>
+      </w:r>
       <w:r>
         <w:rPr>
           <w:lang w:val="zh_TW" w:bidi="zh_TW"/>
         </w:rPr>
         <w:t>）。但是，在兩段關於他被呼召的記載中，都被稱為利未，這是他的另一個名字（</w:t>
       </w:r>
-      <w:hyperlink r:id="rId28">
-        <w:r>
-          <w:rPr>
-            <w:lang w:val="zh_TW" w:bidi="zh_TW"/>
-          </w:rPr>
-          <w:rPr>
-            <w:color w:val="0000EE"/>
-            <w:u w:val="single"/>
-          </w:rPr>
-          <w:t>可2:14–15</w:t>
-        </w:r>
-      </w:hyperlink>
+      <w:r>
+        <w:rPr>
+          <w:lang w:val="zh_TW" w:bidi="zh_TW"/>
+        </w:rPr>
+        <w:t>可2:14–15</w:t>
+      </w:r>
       <w:r>
         <w:rPr>
           <w:lang w:val="zh_TW" w:bidi="zh_TW"/>
         </w:rPr>
         <w:t>；</w:t>
       </w:r>
-      <w:hyperlink r:id="rId29">
-        <w:r>
-          <w:rPr>
-            <w:lang w:val="zh_TW" w:bidi="zh_TW"/>
-          </w:rPr>
-          <w:rPr>
-            <w:color w:val="0000EE"/>
-            <w:u w:val="single"/>
-          </w:rPr>
-          <w:t>路5:27–29</w:t>
-        </w:r>
-      </w:hyperlink>
+      <w:r>
+        <w:rPr>
+          <w:lang w:val="zh_TW" w:bidi="zh_TW"/>
+        </w:rPr>
+        <w:t>路5:27–29</w:t>
+      </w:r>
       <w:r>
         <w:rPr>
           <w:lang w:val="zh_TW" w:bidi="zh_TW"/>
         </w:rPr>
         <w:t>；參</w:t>
       </w:r>
-      <w:hyperlink r:id="rId30">
-        <w:r>
-          <w:rPr>
-            <w:lang w:val="zh_TW" w:bidi="zh_TW"/>
-          </w:rPr>
-          <w:rPr>
-            <w:color w:val="0000EE"/>
-            <w:u w:val="single"/>
-          </w:rPr>
-          <w:t>太9:9–10</w:t>
-        </w:r>
-      </w:hyperlink>
+      <w:r>
+        <w:rPr>
+          <w:lang w:val="zh_TW" w:bidi="zh_TW"/>
+        </w:rPr>
+        <w:t>太9:9–10</w:t>
+      </w:r>
       <w:r>
         <w:rPr>
           <w:lang w:val="zh_TW" w:bidi="zh_TW"/>
         </w:rPr>
         <w:t>）。他的父親是亞勒腓（</w:t>
       </w:r>
-      <w:hyperlink r:id="rId31">
-        <w:r>
-          <w:rPr>
-            <w:lang w:val="zh_TW" w:bidi="zh_TW"/>
-          </w:rPr>
-          <w:rPr>
-            <w:color w:val="0000EE"/>
-            <w:u w:val="single"/>
-          </w:rPr>
-          <w:t>可2:14</w:t>
-        </w:r>
-      </w:hyperlink>
+      <w:r>
+        <w:rPr>
+          <w:lang w:val="zh_TW" w:bidi="zh_TW"/>
+        </w:rPr>
+        <w:t>可2:14</w:t>
+      </w:r>
       <w:r>
         <w:rPr>
           <w:lang w:val="zh_TW" w:bidi="zh_TW"/>
@@ -985,72 +847,48 @@
         </w:rPr>
         <w:t>為羅馬收稅的猶太人，常被其他猶太人視為罪人。他們服務佔領猶大的勢力，由此獲利，進行合法的敲詐。值得注意的是，耶穌揀選了稅吏成為祂的跟從者。當法利賽人批評耶穌接受馬太的邀請，並與稅吏和其他罪人一起吃飯時，耶穌用這個時刻來教導憐憫。他強調祂來是召罪人，而不是為那些自以為義的人（</w:t>
       </w:r>
-      <w:hyperlink r:id="rId32">
-        <w:r>
-          <w:rPr>
-            <w:lang w:val="zh_TW" w:bidi="zh_TW"/>
-          </w:rPr>
-          <w:rPr>
-            <w:color w:val="0000EE"/>
-            <w:u w:val="single"/>
-          </w:rPr>
-          <w:t>太9:9–13</w:t>
-        </w:r>
-      </w:hyperlink>
+      <w:r>
+        <w:rPr>
+          <w:lang w:val="zh_TW" w:bidi="zh_TW"/>
+        </w:rPr>
+        <w:t>太9:9–13</w:t>
+      </w:r>
       <w:r>
         <w:rPr>
           <w:lang w:val="zh_TW" w:bidi="zh_TW"/>
         </w:rPr>
         <w:t>；</w:t>
       </w:r>
-      <w:hyperlink r:id="rId33">
-        <w:r>
-          <w:rPr>
-            <w:lang w:val="zh_TW" w:bidi="zh_TW"/>
-          </w:rPr>
-          <w:rPr>
-            <w:color w:val="0000EE"/>
-            <w:u w:val="single"/>
-          </w:rPr>
-          <w:t>可2:14–17</w:t>
-        </w:r>
-      </w:hyperlink>
+      <w:r>
+        <w:rPr>
+          <w:lang w:val="zh_TW" w:bidi="zh_TW"/>
+        </w:rPr>
+        <w:t>可2:14–17</w:t>
+      </w:r>
       <w:r>
         <w:rPr>
           <w:lang w:val="zh_TW" w:bidi="zh_TW"/>
         </w:rPr>
         <w:t>；</w:t>
       </w:r>
-      <w:hyperlink r:id="rId34">
-        <w:r>
-          <w:rPr>
-            <w:lang w:val="zh_TW" w:bidi="zh_TW"/>
-          </w:rPr>
-          <w:rPr>
-            <w:color w:val="0000EE"/>
-            <w:u w:val="single"/>
-          </w:rPr>
-          <w:t>路5:27–32</w:t>
-        </w:r>
-      </w:hyperlink>
+      <w:r>
+        <w:rPr>
+          <w:lang w:val="zh_TW" w:bidi="zh_TW"/>
+        </w:rPr>
+        <w:t>路5:27–32</w:t>
+      </w:r>
       <w:r>
         <w:rPr>
           <w:lang w:val="zh_TW" w:bidi="zh_TW"/>
         </w:rPr>
         <w:t>）。馬太立刻跟隨耶穌的呼召，撇下所有（</w:t>
       </w:r>
-      <w:hyperlink r:id="rId35">
-        <w:r>
-          <w:rPr>
-            <w:lang w:val="zh_TW" w:bidi="zh_TW"/>
-          </w:rPr>
-          <w:rPr>
-            <w:color w:val="0000EE"/>
-            <w:u w:val="single"/>
-          </w:rPr>
-          <w:t>路5:28</w:t>
-        </w:r>
-      </w:hyperlink>
+      <w:r>
+        <w:rPr>
+          <w:lang w:val="zh_TW" w:bidi="zh_TW"/>
+        </w:rPr>
+        <w:t>路5:28</w:t>
+      </w:r>
       <w:r>
         <w:rPr>
           <w:lang w:val="zh_TW" w:bidi="zh_TW"/>
@@ -1094,126 +932,84 @@
           <w:lang w:val="zh_TW" w:bidi="zh_TW"/>
         </w:rPr>
       </w:r>
-      <w:hyperlink r:id="rId30">
-        <w:r>
-          <w:rPr>
-            <w:lang w:val="zh_TW" w:bidi="zh_TW"/>
-          </w:rPr>
-          <w:rPr>
-            <w:color w:val="0000EE"/>
-            <w:u w:val="single"/>
-          </w:rPr>
-          <w:t>太9:9–10</w:t>
-        </w:r>
-      </w:hyperlink>
+      <w:r>
+        <w:rPr>
+          <w:lang w:val="zh_TW" w:bidi="zh_TW"/>
+        </w:rPr>
+        <w:t>太9:9–10</w:t>
+      </w:r>
       <w:r>
         <w:rPr>
           <w:lang w:val="zh_TW" w:bidi="zh_TW"/>
         </w:rPr>
         <w:t>，</w:t>
       </w:r>
-      <w:hyperlink r:id="rId24">
-        <w:r>
-          <w:rPr>
-            <w:lang w:val="zh_TW" w:bidi="zh_TW"/>
-          </w:rPr>
-          <w:rPr>
-            <w:color w:val="0000EE"/>
-            <w:u w:val="single"/>
-          </w:rPr>
-          <w:t>10:3</w:t>
-        </w:r>
-      </w:hyperlink>
+      <w:r>
+        <w:rPr>
+          <w:lang w:val="zh_TW" w:bidi="zh_TW"/>
+        </w:rPr>
+        <w:t>10:3</w:t>
+      </w:r>
       <w:r>
         <w:rPr>
           <w:lang w:val="zh_TW" w:bidi="zh_TW"/>
         </w:rPr>
         <w:t>；</w:t>
       </w:r>
-      <w:hyperlink r:id="rId28">
-        <w:r>
-          <w:rPr>
-            <w:lang w:val="zh_TW" w:bidi="zh_TW"/>
-          </w:rPr>
-          <w:rPr>
-            <w:color w:val="0000EE"/>
-            <w:u w:val="single"/>
-          </w:rPr>
-          <w:t>可2:14–15</w:t>
-        </w:r>
-      </w:hyperlink>
+      <w:r>
+        <w:rPr>
+          <w:lang w:val="zh_TW" w:bidi="zh_TW"/>
+        </w:rPr>
+        <w:t>可2:14–15</w:t>
+      </w:r>
       <w:r>
         <w:rPr>
           <w:lang w:val="zh_TW" w:bidi="zh_TW"/>
         </w:rPr>
         <w:t>，</w:t>
       </w:r>
-      <w:hyperlink r:id="rId25">
-        <w:r>
-          <w:rPr>
-            <w:lang w:val="zh_TW" w:bidi="zh_TW"/>
-          </w:rPr>
-          <w:rPr>
-            <w:color w:val="0000EE"/>
-            <w:u w:val="single"/>
-          </w:rPr>
-          <w:t>3:18</w:t>
-        </w:r>
-      </w:hyperlink>
+      <w:r>
+        <w:rPr>
+          <w:lang w:val="zh_TW" w:bidi="zh_TW"/>
+        </w:rPr>
+        <w:t>3:18</w:t>
+      </w:r>
       <w:r>
         <w:rPr>
           <w:lang w:val="zh_TW" w:bidi="zh_TW"/>
         </w:rPr>
         <w:t>；</w:t>
       </w:r>
-      <w:hyperlink r:id="rId29">
-        <w:r>
-          <w:rPr>
-            <w:lang w:val="zh_TW" w:bidi="zh_TW"/>
-          </w:rPr>
-          <w:rPr>
-            <w:color w:val="0000EE"/>
-            <w:u w:val="single"/>
-          </w:rPr>
-          <w:t>路5:27–29</w:t>
-        </w:r>
-      </w:hyperlink>
+      <w:r>
+        <w:rPr>
+          <w:lang w:val="zh_TW" w:bidi="zh_TW"/>
+        </w:rPr>
+        <w:t>路5:27–29</w:t>
+      </w:r>
       <w:r>
         <w:rPr>
           <w:lang w:val="zh_TW" w:bidi="zh_TW"/>
         </w:rPr>
         <w:t>，</w:t>
       </w:r>
-      <w:hyperlink r:id="rId26">
-        <w:r>
-          <w:rPr>
-            <w:lang w:val="zh_TW" w:bidi="zh_TW"/>
-          </w:rPr>
-          <w:rPr>
-            <w:color w:val="0000EE"/>
-            <w:u w:val="single"/>
-          </w:rPr>
-          <w:t>6:15</w:t>
-        </w:r>
-      </w:hyperlink>
+      <w:r>
+        <w:rPr>
+          <w:lang w:val="zh_TW" w:bidi="zh_TW"/>
+        </w:rPr>
+        <w:t>6:15</w:t>
+      </w:r>
       <w:r>
         <w:rPr>
           <w:lang w:val="zh_TW" w:bidi="zh_TW"/>
         </w:rPr>
         <w:t>；</w:t>
       </w:r>
-      <w:hyperlink r:id="rId27">
-        <w:r>
-          <w:rPr>
-            <w:lang w:val="zh_TW" w:bidi="zh_TW"/>
-          </w:rPr>
-          <w:rPr>
-            <w:color w:val="0000EE"/>
-            <w:u w:val="single"/>
-          </w:rPr>
-          <w:t>徒1:13</w:t>
-        </w:r>
-      </w:hyperlink>
+      <w:r>
+        <w:rPr>
+          <w:lang w:val="zh_TW" w:bidi="zh_TW"/>
+        </w:rPr>
+        <w:t>徒1:13</w:t>
+      </w:r>
       <w:r>
         <w:rPr>
           <w:lang w:val="zh_TW" w:bidi="zh_TW"/>
@@ -1262,54 +1058,36 @@
         </w:rPr>
         <w:t>瑪拿西是猶大的第十三位王，於公元前697年到642年在位。他在位多年，因多行惡事而為人所知（</w:t>
       </w:r>
-      <w:hyperlink r:id="rId36">
-        <w:r>
-          <w:rPr>
-            <w:lang w:val="zh_TW" w:bidi="zh_TW"/>
-          </w:rPr>
-          <w:rPr>
-            <w:color w:val="0000EE"/>
-            <w:u w:val="single"/>
-          </w:rPr>
-          <w:t>王下21:1–18</w:t>
-        </w:r>
-      </w:hyperlink>
+      <w:r>
+        <w:rPr>
+          <w:lang w:val="zh_TW" w:bidi="zh_TW"/>
+        </w:rPr>
+        <w:t>王下21:1–18</w:t>
+      </w:r>
       <w:r>
         <w:rPr>
           <w:lang w:val="zh_TW" w:bidi="zh_TW"/>
         </w:rPr>
         <w:t>；</w:t>
       </w:r>
-      <w:hyperlink r:id="rId37">
-        <w:r>
-          <w:rPr>
-            <w:lang w:val="zh_TW" w:bidi="zh_TW"/>
-          </w:rPr>
-          <w:rPr>
-            <w:color w:val="0000EE"/>
-            <w:u w:val="single"/>
-          </w:rPr>
-          <w:t>代下33:1–9</w:t>
-        </w:r>
-      </w:hyperlink>
+      <w:r>
+        <w:rPr>
+          <w:lang w:val="zh_TW" w:bidi="zh_TW"/>
+        </w:rPr>
+        <w:t>代下33:1–9</w:t>
+      </w:r>
       <w:r>
         <w:rPr>
           <w:lang w:val="zh_TW" w:bidi="zh_TW"/>
         </w:rPr>
         <w:t>）。這帶來極大落差，因為他的父親希西家是良善忠心的王（</w:t>
       </w:r>
-      <w:hyperlink r:id="rId38">
-        <w:r>
-          <w:rPr>
-            <w:lang w:val="zh_TW" w:bidi="zh_TW"/>
-          </w:rPr>
-          <w:rPr>
-            <w:color w:val="0000EE"/>
-            <w:u w:val="single"/>
-          </w:rPr>
-          <w:t>王下20:21</w:t>
-        </w:r>
-      </w:hyperlink>
+      <w:r>
+        <w:rPr>
+          <w:lang w:val="zh_TW" w:bidi="zh_TW"/>
+        </w:rPr>
+        <w:t>王下20:21</w:t>
+      </w:r>
       <w:r>
         <w:rPr>
           <w:lang w:val="zh_TW" w:bidi="zh_TW"/>
@@ -1330,90 +1108,60 @@
         </w:rPr>
         <w:t>公元前697年，瑪拿西在十二歲時登基，與他的父親希西家共同統治（</w:t>
       </w:r>
-      <w:hyperlink r:id="rId39">
-        <w:r>
-          <w:rPr>
-            <w:lang w:val="zh_TW" w:bidi="zh_TW"/>
-          </w:rPr>
-          <w:rPr>
-            <w:color w:val="0000EE"/>
-            <w:u w:val="single"/>
-          </w:rPr>
-          <w:t>代下33:1</w:t>
-        </w:r>
-      </w:hyperlink>
+      <w:r>
+        <w:rPr>
+          <w:lang w:val="zh_TW" w:bidi="zh_TW"/>
+        </w:rPr>
+        <w:t>代下33:1</w:t>
+      </w:r>
       <w:r>
         <w:rPr>
           <w:lang w:val="zh_TW" w:bidi="zh_TW"/>
         </w:rPr>
         <w:t>）。公元前686年，希西家去世，瑪拿西成為唯一的王。他作王五十五年（</w:t>
       </w:r>
-      <w:hyperlink r:id="rId40">
-        <w:r>
-          <w:rPr>
-            <w:lang w:val="zh_TW" w:bidi="zh_TW"/>
-          </w:rPr>
-          <w:rPr>
-            <w:color w:val="0000EE"/>
-            <w:u w:val="single"/>
-          </w:rPr>
-          <w:t>王下21:1</w:t>
-        </w:r>
-      </w:hyperlink>
+      <w:r>
+        <w:rPr>
+          <w:lang w:val="zh_TW" w:bidi="zh_TW"/>
+        </w:rPr>
+        <w:t>王下21:1</w:t>
+      </w:r>
       <w:r>
         <w:rPr>
           <w:lang w:val="zh_TW" w:bidi="zh_TW"/>
         </w:rPr>
         <w:t>），在猶大和以色列的諸王中統治時間最長。可悲的是，他是猶大最惡的王。他重建了異教崇拜的邱壇，鼓勵敬拜巴力、太陽、月亮和星星，甚至獻上自己的兒子為祭（</w:t>
       </w:r>
-      <w:hyperlink r:id="rId41">
-        <w:r>
-          <w:rPr>
-            <w:lang w:val="zh_TW" w:bidi="zh_TW"/>
-          </w:rPr>
-          <w:rPr>
-            <w:color w:val="0000EE"/>
-            <w:u w:val="single"/>
-          </w:rPr>
-          <w:t>王下21:2–9</w:t>
-        </w:r>
-      </w:hyperlink>
+      <w:r>
+        <w:rPr>
+          <w:lang w:val="zh_TW" w:bidi="zh_TW"/>
+        </w:rPr>
+        <w:t>王下21:2–9</w:t>
+      </w:r>
       <w:r>
         <w:rPr>
           <w:lang w:val="zh_TW" w:bidi="zh_TW"/>
         </w:rPr>
         <w:t>；見</w:t>
       </w:r>
-      <w:hyperlink r:id="rId42">
-        <w:r>
-          <w:rPr>
-            <w:lang w:val="zh_TW" w:bidi="zh_TW"/>
-          </w:rPr>
-          <w:rPr>
-            <w:color w:val="0000EE"/>
-            <w:u w:val="single"/>
-          </w:rPr>
-          <w:t>王下23:10</w:t>
-        </w:r>
-      </w:hyperlink>
+      <w:r>
+        <w:rPr>
+          <w:lang w:val="zh_TW" w:bidi="zh_TW"/>
+        </w:rPr>
+        <w:t>王下23:10</w:t>
+      </w:r>
       <w:r>
         <w:rPr>
           <w:lang w:val="zh_TW" w:bidi="zh_TW"/>
         </w:rPr>
         <w:t>；</w:t>
       </w:r>
-      <w:hyperlink r:id="rId43">
-        <w:r>
-          <w:rPr>
-            <w:lang w:val="zh_TW" w:bidi="zh_TW"/>
-          </w:rPr>
-          <w:rPr>
-            <w:color w:val="0000EE"/>
-            <w:u w:val="single"/>
-          </w:rPr>
-          <w:t>耶7:31）</w:t>
-        </w:r>
-      </w:hyperlink>
+      <w:r>
+        <w:rPr>
+          <w:lang w:val="zh_TW" w:bidi="zh_TW"/>
+        </w:rPr>
+        <w:t>耶7:31）</w:t>
+      </w:r>
       <w:r>
         <w:rPr>
           <w:lang w:val="zh_TW" w:bidi="zh_TW"/>
@@ -1432,36 +1180,24 @@
         </w:rPr>
         <w:t>」（</w:t>
       </w:r>
-      <w:hyperlink r:id="rId44">
-        <w:r>
-          <w:rPr>
-            <w:lang w:val="zh_TW" w:bidi="zh_TW"/>
-          </w:rPr>
-          <w:rPr>
-            <w:color w:val="0000EE"/>
-            <w:u w:val="single"/>
-          </w:rPr>
-          <w:t>王下21:16</w:t>
-        </w:r>
-      </w:hyperlink>
+      <w:r>
+        <w:rPr>
+          <w:lang w:val="zh_TW" w:bidi="zh_TW"/>
+        </w:rPr>
+        <w:t>王下21:16</w:t>
+      </w:r>
       <w:r>
         <w:rPr>
           <w:lang w:val="zh_TW" w:bidi="zh_TW"/>
         </w:rPr>
         <w:t>；</w:t>
       </w:r>
-      <w:hyperlink r:id="rId45">
-        <w:r>
-          <w:rPr>
-            <w:lang w:val="zh_TW" w:bidi="zh_TW"/>
-          </w:rPr>
-          <w:rPr>
-            <w:color w:val="0000EE"/>
-            <w:u w:val="single"/>
-          </w:rPr>
-          <w:t>24:3–4</w:t>
-        </w:r>
-      </w:hyperlink>
+      <w:r>
+        <w:rPr>
+          <w:lang w:val="zh_TW" w:bidi="zh_TW"/>
+        </w:rPr>
+        <w:t>24:3–4</w:t>
+      </w:r>
       <w:r>
         <w:rPr>
           <w:lang w:val="zh_TW" w:bidi="zh_TW"/>
@@ -1508,18 +1244,12 @@
         </w:rPr>
         <w:t>」（</w:t>
       </w:r>
-      <w:hyperlink r:id="rId46">
-        <w:r>
-          <w:rPr>
-            <w:lang w:val="zh_TW" w:bidi="zh_TW"/>
-          </w:rPr>
-          <w:rPr>
-            <w:color w:val="0000EE"/>
-            <w:u w:val="single"/>
-          </w:rPr>
-          <w:t>王下21:13</w:t>
-        </w:r>
-      </w:hyperlink>
+      <w:r>
+        <w:rPr>
+          <w:lang w:val="zh_TW" w:bidi="zh_TW"/>
+        </w:rPr>
+        <w:t>王下21:13</w:t>
+      </w:r>
       <w:r>
         <w:rPr>
           <w:lang w:val="zh_TW" w:bidi="zh_TW"/>
@@ -1538,36 +1268,24 @@
         </w:rPr>
         <w:t>穿過他的鼻子，並將他擄到巴比倫（</w:t>
       </w:r>
-      <w:hyperlink r:id="rId47">
-        <w:r>
-          <w:rPr>
-            <w:lang w:val="zh_TW" w:bidi="zh_TW"/>
-          </w:rPr>
-          <w:rPr>
-            <w:color w:val="0000EE"/>
-            <w:u w:val="single"/>
-          </w:rPr>
-          <w:t>代下33:10–13</w:t>
-        </w:r>
-      </w:hyperlink>
+      <w:r>
+        <w:rPr>
+          <w:lang w:val="zh_TW" w:bidi="zh_TW"/>
+        </w:rPr>
+        <w:t>代下33:10–13</w:t>
+      </w:r>
       <w:r>
         <w:rPr>
           <w:lang w:val="zh_TW" w:bidi="zh_TW"/>
         </w:rPr>
         <w:t>）。在那裡，瑪拿西轉向耶和華。神聽了他的禱告，恢復了他的王位，並賜福他在位餘下的年日，因為瑪拿西竭力恢復單單對神的敬拜（</w:t>
       </w:r>
-      <w:hyperlink r:id="rId48">
-        <w:r>
-          <w:rPr>
-            <w:lang w:val="zh_TW" w:bidi="zh_TW"/>
-          </w:rPr>
-          <w:rPr>
-            <w:color w:val="0000EE"/>
-            <w:u w:val="single"/>
-          </w:rPr>
-          <w:t>代下33:14–17</w:t>
-        </w:r>
-      </w:hyperlink>
+      <w:r>
+        <w:rPr>
+          <w:lang w:val="zh_TW" w:bidi="zh_TW"/>
+        </w:rPr>
+        <w:t>代下33:14–17</w:t>
+      </w:r>
       <w:r>
         <w:rPr>
           <w:lang w:val="zh_TW" w:bidi="zh_TW"/>
@@ -1588,54 +1306,36 @@
         </w:rPr>
         <w:t>遺憾的是，瑪拿西的罪已經在猶大百姓中蔓延（</w:t>
       </w:r>
-      <w:hyperlink r:id="rId49">
-        <w:r>
-          <w:rPr>
-            <w:lang w:val="zh_TW" w:bidi="zh_TW"/>
-          </w:rPr>
-          <w:rPr>
-            <w:color w:val="0000EE"/>
-            <w:u w:val="single"/>
-          </w:rPr>
-          <w:t>代下33:17</w:t>
-        </w:r>
-      </w:hyperlink>
+      <w:r>
+        <w:rPr>
+          <w:lang w:val="zh_TW" w:bidi="zh_TW"/>
+        </w:rPr>
+        <w:t>代下33:17</w:t>
+      </w:r>
       <w:r>
         <w:rPr>
           <w:lang w:val="zh_TW" w:bidi="zh_TW"/>
         </w:rPr>
         <w:t>）。神並沒有改變祂審判全國的心意（</w:t>
       </w:r>
-      <w:hyperlink r:id="rId50">
-        <w:r>
-          <w:rPr>
-            <w:lang w:val="zh_TW" w:bidi="zh_TW"/>
-          </w:rPr>
-          <w:rPr>
-            <w:color w:val="0000EE"/>
-            <w:u w:val="single"/>
-          </w:rPr>
-          <w:t>王下23:26</w:t>
-        </w:r>
-      </w:hyperlink>
+      <w:r>
+        <w:rPr>
+          <w:lang w:val="zh_TW" w:bidi="zh_TW"/>
+        </w:rPr>
+        <w:t>王下23:26</w:t>
+      </w:r>
       <w:r>
         <w:rPr>
           <w:lang w:val="zh_TW" w:bidi="zh_TW"/>
         </w:rPr>
         <w:t>，</w:t>
       </w:r>
-      <w:hyperlink r:id="rId45">
-        <w:r>
-          <w:rPr>
-            <w:lang w:val="zh_TW" w:bidi="zh_TW"/>
-          </w:rPr>
-          <w:rPr>
-            <w:color w:val="0000EE"/>
-            <w:u w:val="single"/>
-          </w:rPr>
-          <w:t>24:3–4</w:t>
-        </w:r>
-      </w:hyperlink>
+      <w:r>
+        <w:rPr>
+          <w:lang w:val="zh_TW" w:bidi="zh_TW"/>
+        </w:rPr>
+        <w:t>24:3–4</w:t>
+      </w:r>
       <w:r>
         <w:rPr>
           <w:lang w:val="zh_TW" w:bidi="zh_TW"/>
@@ -1654,18 +1354,12 @@
         </w:rPr>
         <w:t>」（</w:t>
       </w:r>
-      <w:hyperlink r:id="rId51">
-        <w:r>
-          <w:rPr>
-            <w:lang w:val="zh_TW" w:bidi="zh_TW"/>
-          </w:rPr>
-          <w:rPr>
-            <w:color w:val="0000EE"/>
-            <w:u w:val="single"/>
-          </w:rPr>
-          <w:t>耶15:4</w:t>
-        </w:r>
-      </w:hyperlink>
+      <w:r>
+        <w:rPr>
+          <w:lang w:val="zh_TW" w:bidi="zh_TW"/>
+        </w:rPr>
+        <w:t>耶15:4</w:t>
+      </w:r>
       <w:r>
         <w:rPr>
           <w:lang w:val="zh_TW" w:bidi="zh_TW"/>
@@ -1698,54 +1392,36 @@
         </w:rPr>
         <w:t>（</w:t>
       </w:r>
-      <w:hyperlink r:id="rId52">
-        <w:r>
-          <w:rPr>
-            <w:lang w:val="zh_TW" w:bidi="zh_TW"/>
-          </w:rPr>
-          <w:rPr>
-            <w:color w:val="0000EE"/>
-            <w:u w:val="single"/>
-          </w:rPr>
-          <w:t>王下21:18</w:t>
-        </w:r>
-      </w:hyperlink>
+      <w:r>
+        <w:rPr>
+          <w:lang w:val="zh_TW" w:bidi="zh_TW"/>
+        </w:rPr>
+        <w:t>王下21:18</w:t>
+      </w:r>
       <w:r>
         <w:rPr>
           <w:lang w:val="zh_TW" w:bidi="zh_TW"/>
         </w:rPr>
         <w:t>）。他並沒有與受人尊敬的領袖（如耶何耶大和希西家）一同埋葬（</w:t>
       </w:r>
-      <w:hyperlink r:id="rId53">
-        <w:r>
-          <w:rPr>
-            <w:lang w:val="zh_TW" w:bidi="zh_TW"/>
-          </w:rPr>
-          <w:rPr>
-            <w:color w:val="0000EE"/>
-            <w:u w:val="single"/>
-          </w:rPr>
-          <w:t>代下24:15–16</w:t>
-        </w:r>
-      </w:hyperlink>
+      <w:r>
+        <w:rPr>
+          <w:lang w:val="zh_TW" w:bidi="zh_TW"/>
+        </w:rPr>
+        <w:t>代下24:15–16</w:t>
+      </w:r>
       <w:r>
         <w:rPr>
           <w:lang w:val="zh_TW" w:bidi="zh_TW"/>
         </w:rPr>
         <w:t>，</w:t>
       </w:r>
-      <w:hyperlink r:id="rId54">
-        <w:r>
-          <w:rPr>
-            <w:lang w:val="zh_TW" w:bidi="zh_TW"/>
-          </w:rPr>
-          <w:rPr>
-            <w:color w:val="0000EE"/>
-            <w:u w:val="single"/>
-          </w:rPr>
-          <w:t>32:33</w:t>
-        </w:r>
-      </w:hyperlink>
+      <w:r>
+        <w:rPr>
+          <w:lang w:val="zh_TW" w:bidi="zh_TW"/>
+        </w:rPr>
+        <w:t>32:33</w:t>
+      </w:r>
       <w:r>
         <w:rPr>
           <w:lang w:val="zh_TW" w:bidi="zh_TW"/>
@@ -1775,90 +1451,60 @@
           <w:lang w:val="zh_TW" w:bidi="zh_TW"/>
         </w:rPr>
       </w:r>
-      <w:hyperlink r:id="rId55">
-        <w:r>
-          <w:rPr>
-            <w:lang w:val="zh_TW" w:bidi="zh_TW"/>
-          </w:rPr>
-          <w:rPr>
-            <w:color w:val="0000EE"/>
-            <w:u w:val="single"/>
-          </w:rPr>
-          <w:t>王下20:21–21:18</w:t>
-        </w:r>
-      </w:hyperlink>
+      <w:r>
+        <w:rPr>
+          <w:lang w:val="zh_TW" w:bidi="zh_TW"/>
+        </w:rPr>
+        <w:t>王下20:21–21:18</w:t>
+      </w:r>
       <w:r>
         <w:rPr>
           <w:lang w:val="zh_TW" w:bidi="zh_TW"/>
         </w:rPr>
         <w:t>，</w:t>
       </w:r>
-      <w:hyperlink r:id="rId50">
-        <w:r>
-          <w:rPr>
-            <w:lang w:val="zh_TW" w:bidi="zh_TW"/>
-          </w:rPr>
-          <w:rPr>
-            <w:color w:val="0000EE"/>
-            <w:u w:val="single"/>
-          </w:rPr>
-          <w:t>23:26</w:t>
-        </w:r>
-      </w:hyperlink>
+      <w:r>
+        <w:rPr>
+          <w:lang w:val="zh_TW" w:bidi="zh_TW"/>
+        </w:rPr>
+        <w:t>23:26</w:t>
+      </w:r>
       <w:r>
         <w:rPr>
           <w:lang w:val="zh_TW" w:bidi="zh_TW"/>
         </w:rPr>
         <w:t>，</w:t>
       </w:r>
-      <w:hyperlink r:id="rId56">
-        <w:r>
-          <w:rPr>
-            <w:lang w:val="zh_TW" w:bidi="zh_TW"/>
-          </w:rPr>
-          <w:rPr>
-            <w:color w:val="0000EE"/>
-            <w:u w:val="single"/>
-          </w:rPr>
-          <w:t>24:3</w:t>
-        </w:r>
-      </w:hyperlink>
+      <w:r>
+        <w:rPr>
+          <w:lang w:val="zh_TW" w:bidi="zh_TW"/>
+        </w:rPr>
+        <w:t>24:3</w:t>
+      </w:r>
       <w:r>
         <w:rPr>
           <w:lang w:val="zh_TW" w:bidi="zh_TW"/>
         </w:rPr>
         <w:t>；</w:t>
       </w:r>
-      <w:hyperlink r:id="rId57">
-        <w:r>
-          <w:rPr>
-            <w:lang w:val="zh_TW" w:bidi="zh_TW"/>
-          </w:rPr>
-          <w:rPr>
-            <w:color w:val="0000EE"/>
-            <w:u w:val="single"/>
-          </w:rPr>
-          <w:t>代下32:33–33:20</w:t>
-        </w:r>
-      </w:hyperlink>
+      <w:r>
+        <w:rPr>
+          <w:lang w:val="zh_TW" w:bidi="zh_TW"/>
+        </w:rPr>
+        <w:t>代下32:33–33:20</w:t>
+      </w:r>
       <w:r>
         <w:rPr>
           <w:lang w:val="zh_TW" w:bidi="zh_TW"/>
         </w:rPr>
         <w:t>；</w:t>
       </w:r>
-      <w:hyperlink r:id="rId51">
-        <w:r>
-          <w:rPr>
-            <w:lang w:val="zh_TW" w:bidi="zh_TW"/>
-          </w:rPr>
-          <w:rPr>
-            <w:color w:val="0000EE"/>
-            <w:u w:val="single"/>
-          </w:rPr>
-          <w:t>耶15:4</w:t>
-        </w:r>
-      </w:hyperlink>
+      <w:r>
+        <w:rPr>
+          <w:lang w:val="zh_TW" w:bidi="zh_TW"/>
+        </w:rPr>
+        <w:t>耶15:4</w:t>
+      </w:r>
       <w:r>
         <w:rPr>
           <w:lang w:val="zh_TW" w:bidi="zh_TW"/>
